--- a/en/wisdom-stories/dervishs-spoons.docx
+++ b/en/wisdom-stories/dervishs-spoons.docx
@@ -14,7 +14,7 @@
           <w:color w:val="000000"/>
           <w:sz w:val="52"/>
         </w:rPr>
-        <w:t>Dervish Spoons</w:t>
+        <w:t>The Dervish’s Long Spoons</w:t>
       </w:r>
     </w:p>
     <w:p>
@@ -22,13 +22,7 @@
         <w:jc w:val="left"/>
       </w:pPr>
       <w:r>
-        <w:rPr>
-          <w:rFonts w:ascii="Arial" w:hAnsi="Arial" w:eastAsia="Arial"/>
-          <w:i w:val="0"/>
-          <w:color w:val="000000"/>
-          <w:sz w:val="22"/>
-        </w:rPr>
-        <w:t>One day, the dervish was asked:</w:t>
+        <w:t>One day a dervish was asked:</w:t>
       </w:r>
     </w:p>
     <w:p>
@@ -36,13 +30,7 @@
         <w:jc w:val="left"/>
       </w:pPr>
       <w:r>
-        <w:rPr>
-          <w:rFonts w:ascii="Arial" w:hAnsi="Arial" w:eastAsia="Arial"/>
-          <w:i w:val="0"/>
-          <w:color w:val="000000"/>
-          <w:sz w:val="22"/>
-        </w:rPr>
-        <w:t>— What is the difference between true lovers and those who only talk about love?</w:t>
+        <w:t>— What is the difference between those who truly love and those who merely speak of love?</w:t>
       </w:r>
     </w:p>
     <w:p>
@@ -50,13 +38,7 @@
         <w:jc w:val="left"/>
       </w:pPr>
       <w:r>
-        <w:rPr>
-          <w:rFonts w:ascii="Arial" w:hAnsi="Arial" w:eastAsia="Arial"/>
-          <w:i w:val="0"/>
-          <w:color w:val="000000"/>
-          <w:sz w:val="22"/>
-        </w:rPr>
-        <w:t>— Wait, I will show you now, — said the dervish.</w:t>
+        <w:t>— Wait, and I will show you, — he replied.</w:t>
       </w:r>
     </w:p>
     <w:p>
@@ -64,13 +46,7 @@
         <w:jc w:val="left"/>
       </w:pPr>
       <w:r>
-        <w:rPr>
-          <w:rFonts w:ascii="Arial" w:hAnsi="Arial" w:eastAsia="Arial"/>
-          <w:i w:val="0"/>
-          <w:color w:val="000000"/>
-          <w:sz w:val="22"/>
-        </w:rPr>
-        <w:t>He called several so-called lovers and set a table for them. After the guests took their places, hot soup was brought to the table, followed by unusually long spoons called “dervish spoons”. The dervish stated his condition:</w:t>
+        <w:t>He invited several people who spoke often of love and set a meal before them. First came bowls of hot soup, then unusually long spoons. The dervish laid down one rule:</w:t>
       </w:r>
     </w:p>
     <w:p>
@@ -78,13 +54,7 @@
         <w:jc w:val="left"/>
       </w:pPr>
       <w:r>
-        <w:rPr>
-          <w:rFonts w:ascii="Arial" w:hAnsi="Arial" w:eastAsia="Arial"/>
-          <w:i w:val="0"/>
-          <w:color w:val="000000"/>
-          <w:sz w:val="22"/>
-        </w:rPr>
-        <w:t>— You will eat your soup by holding the ends of these spoons.</w:t>
+        <w:t>— You must hold the spoons by the very ends while you eat.</w:t>
       </w:r>
     </w:p>
     <w:p>
@@ -92,13 +62,7 @@
         <w:jc w:val="left"/>
       </w:pPr>
       <w:r>
-        <w:rPr>
-          <w:rFonts w:ascii="Arial" w:hAnsi="Arial" w:eastAsia="Arial"/>
-          <w:i w:val="0"/>
-          <w:color w:val="000000"/>
-          <w:sz w:val="22"/>
-        </w:rPr>
-        <w:t>The people agreed. But the spoons were so long that it was impossible to bring the soup to their mouths — with every attempt, the soup spilled on them, and the people burned themselves. As a result, they left the table hungry and embarrassed.</w:t>
+        <w:t>They tried again and again, but the spoons were too long to bring to their own mouths. Soup spilled over them, they burned themselves, and at last they left the table hungry and embarrassed.</w:t>
       </w:r>
     </w:p>
     <w:p>
@@ -106,13 +70,7 @@
         <w:jc w:val="left"/>
       </w:pPr>
       <w:r>
-        <w:rPr>
-          <w:rFonts w:ascii="Arial" w:hAnsi="Arial" w:eastAsia="Arial"/>
-          <w:i w:val="0"/>
-          <w:color w:val="000000"/>
-          <w:sz w:val="22"/>
-        </w:rPr>
-        <w:t>Then the dervish called those who knew what true love was. People with radiant faces and eyes full of love came and sat down at the table. The dervish gave them the same condition. This time the scene was different: everyone filled their spoons and handed them to the person in front of them, and one person fed the other. The table was filled with joy, and everyone stood up with full bellies and gratitude.</w:t>
+        <w:t>Then the dervish invited people who understood what true love meant. He served the same soup and gave them the same rule. This time, each person filled a spoon and held it out to someone across the table. They fed one another, laughed together, and rose from the table well fed and grateful.</w:t>
       </w:r>
     </w:p>
     <w:p>
@@ -120,13 +78,7 @@
         <w:jc w:val="left"/>
       </w:pPr>
       <w:r>
-        <w:rPr>
-          <w:rFonts w:ascii="Arial" w:hAnsi="Arial" w:eastAsia="Arial"/>
-          <w:i w:val="0"/>
-          <w:color w:val="000000"/>
-          <w:sz w:val="22"/>
-        </w:rPr>
-        <w:t>After the guests dispersed, the dervish turned to the questioners:</w:t>
+        <w:t>When the guests had gone, the dervish turned to those who had asked the question:</w:t>
       </w:r>
     </w:p>
     <w:p>
@@ -134,13 +86,7 @@
         <w:jc w:val="left"/>
       </w:pPr>
       <w:r>
-        <w:rPr>
-          <w:rFonts w:ascii="Arial" w:hAnsi="Arial" w:eastAsia="Arial"/>
-          <w:i w:val="0"/>
-          <w:color w:val="000000"/>
-          <w:sz w:val="22"/>
-        </w:rPr>
-        <w:t>— Have you seen it? Whoever sees only himself at the table of life remains hungry. Whoever thinks of his brother or friend and extends his hand to him is also satisfied. In the market of life, it is not always the buyer who benefits, but the giver.</w:t>
+        <w:t>— Now you see. At the table of life, the person who thinks only of himself may remain hungry. The one who reaches out to another is nourished in return. In life, it is not merely the one who takes who gains; the giver gains too.</w:t>
       </w:r>
     </w:p>
     <w:p>
@@ -162,23 +108,12 @@
       </w:pPr>
       <w:r>
         <w:rPr>
-          <w:rFonts w:ascii="Arial" w:hAnsi="Arial" w:eastAsia="Arial" w:cs="Arial"/>
           <w:b/>
-          <w:i w:val="0"/>
-          <w:color w:val="9A7417"/>
-          <w:sz w:val="22"/>
         </w:rPr>
         <w:t xml:space="preserve">Moral: </w:t>
       </w:r>
       <w:r>
-        <w:rPr>
-          <w:rFonts w:ascii="Arial" w:hAnsi="Arial" w:eastAsia="Arial" w:cs="Arial"/>
-          <w:b w:val="0"/>
-          <w:i w:val="0"/>
-          <w:color w:val="3F3826"/>
-          <w:sz w:val="22"/>
-        </w:rPr>
-        <w:t>Whoever thinks only of himself remains hungry at the table of life, while whoever feeds the person in front of him is also satisfied. The giver always wins.</w:t>
+        <w:t>Those who think only of themselves may remain hungry at life’s table. Those who care for others are nourished in return. Giving is its own reward.</w:t>
       </w:r>
     </w:p>
     <w:p>
